--- a/Data_Wrangling/memos/nyc_airbnb_practice_memo.docx
+++ b/Data_Wrangling/memos/nyc_airbnb_practice_memo.docx
@@ -5,9 +5,13 @@
     <w:p>
       <w:pPr>
         <w:spacing w:after="40"/>
+        <w:rPr>
+          <w:rFonts w:asciiTheme="majorBidi" w:hAnsiTheme="majorBidi" w:cstheme="majorBidi"/>
+        </w:rPr>
       </w:pPr>
       <w:r>
         <w:rPr>
+          <w:rFonts w:asciiTheme="majorBidi" w:hAnsiTheme="majorBidi" w:cstheme="majorBidi"/>
           <w:b/>
           <w:bCs/>
           <w:sz w:val="28"/>
@@ -19,11 +23,13 @@
     <w:p>
       <w:pPr>
         <w:spacing w:after="200"/>
+        <w:rPr>
+          <w:rFonts w:asciiTheme="majorBidi" w:hAnsiTheme="majorBidi" w:cstheme="majorBidi"/>
+        </w:rPr>
       </w:pPr>
       <w:r>
         <w:rPr>
-          <w:i/>
-          <w:iCs/>
+          <w:rFonts w:asciiTheme="majorBidi" w:hAnsiTheme="majorBidi" w:cstheme="majorBidi"/>
           <w:color w:val="555555"/>
           <w:sz w:val="22"/>
           <w:szCs w:val="22"/>
@@ -37,38 +43,65 @@
           <w:bottom w:val="single" w:sz="6" w:space="0" w:color="999999"/>
         </w:pBdr>
         <w:spacing w:before="100" w:after="200"/>
+        <w:rPr>
+          <w:rFonts w:asciiTheme="majorBidi" w:hAnsiTheme="majorBidi" w:cstheme="majorBidi"/>
+        </w:rPr>
       </w:pPr>
     </w:p>
     <w:p>
       <w:pPr>
         <w:pStyle w:val="Heading1"/>
         <w:spacing w:before="300" w:after="150"/>
+        <w:rPr>
+          <w:rFonts w:asciiTheme="majorBidi" w:hAnsiTheme="majorBidi" w:cstheme="majorBidi"/>
+        </w:rPr>
       </w:pPr>
       <w:r>
+        <w:rPr>
+          <w:rFonts w:asciiTheme="majorBidi" w:hAnsiTheme="majorBidi" w:cstheme="majorBidi"/>
+        </w:rPr>
         <w:t>Subject: Data Cleaning &amp; Reporting Task — NYC Short-Term Rental Data</w:t>
       </w:r>
     </w:p>
     <w:p>
       <w:pPr>
         <w:spacing w:after="150"/>
+        <w:rPr>
+          <w:rFonts w:asciiTheme="majorBidi" w:hAnsiTheme="majorBidi" w:cstheme="majorBidi"/>
+        </w:rPr>
       </w:pPr>
       <w:r>
+        <w:rPr>
+          <w:rFonts w:asciiTheme="majorBidi" w:hAnsiTheme="majorBidi" w:cstheme="majorBidi"/>
+        </w:rPr>
         <w:t>To: New Data Analyst</w:t>
       </w:r>
     </w:p>
     <w:p>
       <w:pPr>
         <w:spacing w:after="150"/>
+        <w:rPr>
+          <w:rFonts w:asciiTheme="majorBidi" w:hAnsiTheme="majorBidi" w:cstheme="majorBidi"/>
+        </w:rPr>
       </w:pPr>
       <w:r>
+        <w:rPr>
+          <w:rFonts w:asciiTheme="majorBidi" w:hAnsiTheme="majorBidi" w:cstheme="majorBidi"/>
+        </w:rPr>
         <w:t>From: Housing Data Operations</w:t>
       </w:r>
     </w:p>
     <w:p>
       <w:pPr>
         <w:spacing w:after="150"/>
+        <w:rPr>
+          <w:rFonts w:asciiTheme="majorBidi" w:hAnsiTheme="majorBidi" w:cstheme="majorBidi"/>
+        </w:rPr>
       </w:pPr>
       <w:r>
+        <w:rPr>
+          <w:rFonts w:asciiTheme="majorBidi" w:hAnsiTheme="majorBidi" w:cstheme="majorBidi"/>
+        </w:rPr>
         <w:t>Re: Preparing the NYC Airbnb listings dataset for the quarterly market report</w:t>
       </w:r>
     </w:p>
@@ -76,34 +109,55 @@
       <w:pPr>
         <w:pStyle w:val="Heading2"/>
         <w:spacing w:before="250" w:after="120"/>
+        <w:rPr>
+          <w:rFonts w:asciiTheme="majorBidi" w:hAnsiTheme="majorBidi" w:cstheme="majorBidi"/>
+        </w:rPr>
       </w:pPr>
       <w:r>
+        <w:rPr>
+          <w:rFonts w:asciiTheme="majorBidi" w:hAnsiTheme="majorBidi" w:cstheme="majorBidi"/>
+        </w:rPr>
         <w:t>Background</w:t>
       </w:r>
     </w:p>
     <w:p>
       <w:pPr>
         <w:spacing w:after="150"/>
+        <w:rPr>
+          <w:rFonts w:asciiTheme="majorBidi" w:hAnsiTheme="majorBidi" w:cstheme="majorBidi"/>
+        </w:rPr>
       </w:pPr>
       <w:r>
+        <w:rPr>
+          <w:rFonts w:asciiTheme="majorBidi" w:hAnsiTheme="majorBidi" w:cstheme="majorBidi"/>
+        </w:rPr>
         <w:t>Inside Airbnb has handed off this quarter's scrape of New York City short-term rental listings (listings.csv.gz — 30,259 rows, 90 columns, snapshot dated 2026-06-14), along with a neighbourhood lookup file (neighbourhoods.csv — 230 rows). As with any scraped, city-scale dataset, it has real-world issues: fully empty columns, partial missingness, a price field stored as text, and license-registration gaps that may be meaningful rather than accidental. Before this goes into the quarterly report, it needs to be cleaned, corrected, and summarized.</w:t>
       </w:r>
     </w:p>
     <w:p>
       <w:pPr>
         <w:spacing w:after="150"/>
+        <w:rPr>
+          <w:rFonts w:asciiTheme="majorBidi" w:hAnsiTheme="majorBidi" w:cstheme="majorBidi"/>
+        </w:rPr>
       </w:pPr>
       <w:r>
+        <w:rPr>
+          <w:rFonts w:asciiTheme="majorBidi" w:hAnsiTheme="majorBidi" w:cstheme="majorBidi"/>
+        </w:rPr>
         <w:t>Complete the tasks below in a Jupyter notebook using pandas. Work through them in order — later tasks assume the cleaning steps earlier in the list are done. Load the data with:</w:t>
       </w:r>
     </w:p>
     <w:p>
       <w:pPr>
         <w:spacing w:after="20"/>
+        <w:rPr>
+          <w:rFonts w:asciiTheme="majorBidi" w:hAnsiTheme="majorBidi" w:cstheme="majorBidi"/>
+        </w:rPr>
       </w:pPr>
       <w:r>
         <w:rPr>
-          <w:rFonts w:ascii="Consolas" w:eastAsia="Consolas" w:hAnsi="Consolas" w:cs="Consolas"/>
+          <w:rFonts w:asciiTheme="majorBidi" w:eastAsia="Consolas" w:hAnsiTheme="majorBidi" w:cstheme="majorBidi"/>
           <w:sz w:val="18"/>
           <w:szCs w:val="18"/>
         </w:rPr>
@@ -113,10 +167,13 @@
     <w:p>
       <w:pPr>
         <w:spacing w:after="150"/>
+        <w:rPr>
+          <w:rFonts w:asciiTheme="majorBidi" w:hAnsiTheme="majorBidi" w:cstheme="majorBidi"/>
+        </w:rPr>
       </w:pPr>
       <w:r>
         <w:rPr>
-          <w:rFonts w:ascii="Consolas" w:eastAsia="Consolas" w:hAnsi="Consolas" w:cs="Consolas"/>
+          <w:rFonts w:asciiTheme="majorBidi" w:eastAsia="Consolas" w:hAnsiTheme="majorBidi" w:cstheme="majorBidi"/>
           <w:sz w:val="18"/>
           <w:szCs w:val="18"/>
         </w:rPr>
@@ -127,19 +184,27 @@
       <w:pPr>
         <w:pStyle w:val="Heading2"/>
         <w:spacing w:before="250" w:after="120"/>
+        <w:rPr>
+          <w:rFonts w:asciiTheme="majorBidi" w:hAnsiTheme="majorBidi" w:cstheme="majorBidi"/>
+        </w:rPr>
       </w:pPr>
       <w:r>
+        <w:rPr>
+          <w:rFonts w:asciiTheme="majorBidi" w:hAnsiTheme="majorBidi" w:cstheme="majorBidi"/>
+        </w:rPr>
         <w:t>Part 1 — Data Cleaning</w:t>
       </w:r>
     </w:p>
     <w:p>
       <w:pPr>
         <w:spacing w:after="150"/>
+        <w:rPr>
+          <w:rFonts w:asciiTheme="majorBidi" w:hAnsiTheme="majorBidi" w:cstheme="majorBidi"/>
+        </w:rPr>
       </w:pPr>
       <w:r>
         <w:rPr>
-          <w:i/>
-          <w:iCs/>
+          <w:rFonts w:asciiTheme="majorBidi" w:hAnsiTheme="majorBidi" w:cstheme="majorBidi"/>
         </w:rPr>
         <w:t>Get the raw data into a trustworthy state before any analysis.</w:t>
       </w:r>
@@ -168,12 +233,6 @@
         <w:gridCol w:w="2200"/>
       </w:tblGrid>
       <w:tr>
-        <w:tblPrEx>
-          <w:tblCellMar>
-            <w:top w:w="0" w:type="dxa"/>
-            <w:bottom w:w="0" w:type="dxa"/>
-          </w:tblCellMar>
-        </w:tblPrEx>
         <w:trPr>
           <w:tblHeader/>
         </w:trPr>
@@ -183,8 +242,14 @@
             <w:shd w:val="clear" w:color="auto" w:fill="2F3B52"/>
           </w:tcPr>
           <w:p>
-            <w:r>
-              <w:rPr>
+            <w:pPr>
+              <w:rPr>
+                <w:rFonts w:asciiTheme="majorBidi" w:hAnsiTheme="majorBidi" w:cstheme="majorBidi"/>
+              </w:rPr>
+            </w:pPr>
+            <w:r>
+              <w:rPr>
+                <w:rFonts w:asciiTheme="majorBidi" w:hAnsiTheme="majorBidi" w:cstheme="majorBidi"/>
                 <w:b/>
                 <w:bCs/>
                 <w:color w:val="FFFFFF"/>
@@ -201,8 +266,14 @@
             <w:shd w:val="clear" w:color="auto" w:fill="2F3B52"/>
           </w:tcPr>
           <w:p>
-            <w:r>
-              <w:rPr>
+            <w:pPr>
+              <w:rPr>
+                <w:rFonts w:asciiTheme="majorBidi" w:hAnsiTheme="majorBidi" w:cstheme="majorBidi"/>
+              </w:rPr>
+            </w:pPr>
+            <w:r>
+              <w:rPr>
+                <w:rFonts w:asciiTheme="majorBidi" w:hAnsiTheme="majorBidi" w:cstheme="majorBidi"/>
                 <w:b/>
                 <w:bCs/>
                 <w:color w:val="FFFFFF"/>
@@ -219,8 +290,14 @@
             <w:shd w:val="clear" w:color="auto" w:fill="2F3B52"/>
           </w:tcPr>
           <w:p>
-            <w:r>
-              <w:rPr>
+            <w:pPr>
+              <w:rPr>
+                <w:rFonts w:asciiTheme="majorBidi" w:hAnsiTheme="majorBidi" w:cstheme="majorBidi"/>
+              </w:rPr>
+            </w:pPr>
+            <w:r>
+              <w:rPr>
+                <w:rFonts w:asciiTheme="majorBidi" w:hAnsiTheme="majorBidi" w:cstheme="majorBidi"/>
                 <w:b/>
                 <w:bCs/>
                 <w:color w:val="FFFFFF"/>
@@ -237,8 +314,14 @@
             <w:shd w:val="clear" w:color="auto" w:fill="2F3B52"/>
           </w:tcPr>
           <w:p>
-            <w:r>
-              <w:rPr>
+            <w:pPr>
+              <w:rPr>
+                <w:rFonts w:asciiTheme="majorBidi" w:hAnsiTheme="majorBidi" w:cstheme="majorBidi"/>
+              </w:rPr>
+            </w:pPr>
+            <w:r>
+              <w:rPr>
+                <w:rFonts w:asciiTheme="majorBidi" w:hAnsiTheme="majorBidi" w:cstheme="majorBidi"/>
                 <w:b/>
                 <w:bCs/>
                 <w:color w:val="FFFFFF"/>
@@ -251,19 +334,19 @@
         </w:tc>
       </w:tr>
       <w:tr>
-        <w:tblPrEx>
-          <w:tblCellMar>
-            <w:top w:w="0" w:type="dxa"/>
-            <w:bottom w:w="0" w:type="dxa"/>
-          </w:tblCellMar>
-        </w:tblPrEx>
         <w:tc>
           <w:tcPr>
             <w:tcW w:w="700" w:type="dxa"/>
           </w:tcPr>
           <w:p>
-            <w:r>
-              <w:rPr>
+            <w:pPr>
+              <w:rPr>
+                <w:rFonts w:asciiTheme="majorBidi" w:hAnsiTheme="majorBidi" w:cstheme="majorBidi"/>
+              </w:rPr>
+            </w:pPr>
+            <w:r>
+              <w:rPr>
+                <w:rFonts w:asciiTheme="majorBidi" w:hAnsiTheme="majorBidi" w:cstheme="majorBidi"/>
                 <w:sz w:val="18"/>
                 <w:szCs w:val="18"/>
               </w:rPr>
@@ -276,8 +359,14 @@
             <w:tcW w:w="2600" w:type="dxa"/>
           </w:tcPr>
           <w:p>
-            <w:r>
-              <w:rPr>
+            <w:pPr>
+              <w:rPr>
+                <w:rFonts w:asciiTheme="majorBidi" w:hAnsiTheme="majorBidi" w:cstheme="majorBidi"/>
+              </w:rPr>
+            </w:pPr>
+            <w:r>
+              <w:rPr>
+                <w:rFonts w:asciiTheme="majorBidi" w:hAnsiTheme="majorBidi" w:cstheme="majorBidi"/>
                 <w:sz w:val="18"/>
                 <w:szCs w:val="18"/>
               </w:rPr>
@@ -290,8 +379,14 @@
             <w:tcW w:w="5200" w:type="dxa"/>
           </w:tcPr>
           <w:p>
-            <w:r>
-              <w:rPr>
+            <w:pPr>
+              <w:rPr>
+                <w:rFonts w:asciiTheme="majorBidi" w:hAnsiTheme="majorBidi" w:cstheme="majorBidi"/>
+              </w:rPr>
+            </w:pPr>
+            <w:r>
+              <w:rPr>
+                <w:rFonts w:asciiTheme="majorBidi" w:hAnsiTheme="majorBidi" w:cstheme="majorBidi"/>
                 <w:sz w:val="18"/>
                 <w:szCs w:val="18"/>
               </w:rPr>
@@ -304,10 +399,14 @@
             <w:tcW w:w="2200" w:type="dxa"/>
           </w:tcPr>
           <w:p>
-            <w:r>
-              <w:rPr>
-                <w:i/>
-                <w:iCs/>
+            <w:pPr>
+              <w:rPr>
+                <w:rFonts w:asciiTheme="majorBidi" w:hAnsiTheme="majorBidi" w:cstheme="majorBidi"/>
+              </w:rPr>
+            </w:pPr>
+            <w:r>
+              <w:rPr>
+                <w:rFonts w:asciiTheme="majorBidi" w:hAnsiTheme="majorBidi" w:cstheme="majorBidi"/>
                 <w:sz w:val="18"/>
                 <w:szCs w:val="18"/>
               </w:rPr>
@@ -317,19 +416,19 @@
         </w:tc>
       </w:tr>
       <w:tr>
-        <w:tblPrEx>
-          <w:tblCellMar>
-            <w:top w:w="0" w:type="dxa"/>
-            <w:bottom w:w="0" w:type="dxa"/>
-          </w:tblCellMar>
-        </w:tblPrEx>
         <w:tc>
           <w:tcPr>
             <w:tcW w:w="700" w:type="dxa"/>
           </w:tcPr>
           <w:p>
-            <w:r>
-              <w:rPr>
+            <w:pPr>
+              <w:rPr>
+                <w:rFonts w:asciiTheme="majorBidi" w:hAnsiTheme="majorBidi" w:cstheme="majorBidi"/>
+              </w:rPr>
+            </w:pPr>
+            <w:r>
+              <w:rPr>
+                <w:rFonts w:asciiTheme="majorBidi" w:hAnsiTheme="majorBidi" w:cstheme="majorBidi"/>
                 <w:sz w:val="18"/>
                 <w:szCs w:val="18"/>
               </w:rPr>
@@ -342,8 +441,14 @@
             <w:tcW w:w="2600" w:type="dxa"/>
           </w:tcPr>
           <w:p>
-            <w:r>
-              <w:rPr>
+            <w:pPr>
+              <w:rPr>
+                <w:rFonts w:asciiTheme="majorBidi" w:hAnsiTheme="majorBidi" w:cstheme="majorBidi"/>
+              </w:rPr>
+            </w:pPr>
+            <w:r>
+              <w:rPr>
+                <w:rFonts w:asciiTheme="majorBidi" w:hAnsiTheme="majorBidi" w:cstheme="majorBidi"/>
                 <w:sz w:val="18"/>
                 <w:szCs w:val="18"/>
               </w:rPr>
@@ -356,8 +461,14 @@
             <w:tcW w:w="5200" w:type="dxa"/>
           </w:tcPr>
           <w:p>
-            <w:r>
-              <w:rPr>
+            <w:pPr>
+              <w:rPr>
+                <w:rFonts w:asciiTheme="majorBidi" w:hAnsiTheme="majorBidi" w:cstheme="majorBidi"/>
+              </w:rPr>
+            </w:pPr>
+            <w:r>
+              <w:rPr>
+                <w:rFonts w:asciiTheme="majorBidi" w:hAnsiTheme="majorBidi" w:cstheme="majorBidi"/>
                 <w:sz w:val="18"/>
                 <w:szCs w:val="18"/>
               </w:rPr>
@@ -370,10 +481,14 @@
             <w:tcW w:w="2200" w:type="dxa"/>
           </w:tcPr>
           <w:p>
-            <w:r>
-              <w:rPr>
-                <w:i/>
-                <w:iCs/>
+            <w:pPr>
+              <w:rPr>
+                <w:rFonts w:asciiTheme="majorBidi" w:hAnsiTheme="majorBidi" w:cstheme="majorBidi"/>
+              </w:rPr>
+            </w:pPr>
+            <w:r>
+              <w:rPr>
+                <w:rFonts w:asciiTheme="majorBidi" w:hAnsiTheme="majorBidi" w:cstheme="majorBidi"/>
                 <w:sz w:val="18"/>
                 <w:szCs w:val="18"/>
               </w:rPr>
@@ -383,19 +498,19 @@
         </w:tc>
       </w:tr>
       <w:tr>
-        <w:tblPrEx>
-          <w:tblCellMar>
-            <w:top w:w="0" w:type="dxa"/>
-            <w:bottom w:w="0" w:type="dxa"/>
-          </w:tblCellMar>
-        </w:tblPrEx>
         <w:tc>
           <w:tcPr>
             <w:tcW w:w="700" w:type="dxa"/>
           </w:tcPr>
           <w:p>
-            <w:r>
-              <w:rPr>
+            <w:pPr>
+              <w:rPr>
+                <w:rFonts w:asciiTheme="majorBidi" w:hAnsiTheme="majorBidi" w:cstheme="majorBidi"/>
+              </w:rPr>
+            </w:pPr>
+            <w:r>
+              <w:rPr>
+                <w:rFonts w:asciiTheme="majorBidi" w:hAnsiTheme="majorBidi" w:cstheme="majorBidi"/>
                 <w:sz w:val="18"/>
                 <w:szCs w:val="18"/>
               </w:rPr>
@@ -408,8 +523,14 @@
             <w:tcW w:w="2600" w:type="dxa"/>
           </w:tcPr>
           <w:p>
-            <w:r>
-              <w:rPr>
+            <w:pPr>
+              <w:rPr>
+                <w:rFonts w:asciiTheme="majorBidi" w:hAnsiTheme="majorBidi" w:cstheme="majorBidi"/>
+              </w:rPr>
+            </w:pPr>
+            <w:r>
+              <w:rPr>
+                <w:rFonts w:asciiTheme="majorBidi" w:hAnsiTheme="majorBidi" w:cstheme="majorBidi"/>
                 <w:sz w:val="18"/>
                 <w:szCs w:val="18"/>
               </w:rPr>
@@ -422,8 +543,14 @@
             <w:tcW w:w="5200" w:type="dxa"/>
           </w:tcPr>
           <w:p>
-            <w:r>
-              <w:rPr>
+            <w:pPr>
+              <w:rPr>
+                <w:rFonts w:asciiTheme="majorBidi" w:hAnsiTheme="majorBidi" w:cstheme="majorBidi"/>
+              </w:rPr>
+            </w:pPr>
+            <w:r>
+              <w:rPr>
+                <w:rFonts w:asciiTheme="majorBidi" w:hAnsiTheme="majorBidi" w:cstheme="majorBidi"/>
                 <w:sz w:val="18"/>
                 <w:szCs w:val="18"/>
               </w:rPr>
@@ -436,10 +563,14 @@
             <w:tcW w:w="2200" w:type="dxa"/>
           </w:tcPr>
           <w:p>
-            <w:r>
-              <w:rPr>
-                <w:i/>
-                <w:iCs/>
+            <w:pPr>
+              <w:rPr>
+                <w:rFonts w:asciiTheme="majorBidi" w:hAnsiTheme="majorBidi" w:cstheme="majorBidi"/>
+              </w:rPr>
+            </w:pPr>
+            <w:r>
+              <w:rPr>
+                <w:rFonts w:asciiTheme="majorBidi" w:hAnsiTheme="majorBidi" w:cstheme="majorBidi"/>
                 <w:sz w:val="18"/>
                 <w:szCs w:val="18"/>
               </w:rPr>
@@ -449,19 +580,19 @@
         </w:tc>
       </w:tr>
       <w:tr>
-        <w:tblPrEx>
-          <w:tblCellMar>
-            <w:top w:w="0" w:type="dxa"/>
-            <w:bottom w:w="0" w:type="dxa"/>
-          </w:tblCellMar>
-        </w:tblPrEx>
         <w:tc>
           <w:tcPr>
             <w:tcW w:w="700" w:type="dxa"/>
           </w:tcPr>
           <w:p>
-            <w:r>
-              <w:rPr>
+            <w:pPr>
+              <w:rPr>
+                <w:rFonts w:asciiTheme="majorBidi" w:hAnsiTheme="majorBidi" w:cstheme="majorBidi"/>
+              </w:rPr>
+            </w:pPr>
+            <w:r>
+              <w:rPr>
+                <w:rFonts w:asciiTheme="majorBidi" w:hAnsiTheme="majorBidi" w:cstheme="majorBidi"/>
                 <w:sz w:val="18"/>
                 <w:szCs w:val="18"/>
               </w:rPr>
@@ -474,8 +605,14 @@
             <w:tcW w:w="2600" w:type="dxa"/>
           </w:tcPr>
           <w:p>
-            <w:r>
-              <w:rPr>
+            <w:pPr>
+              <w:rPr>
+                <w:rFonts w:asciiTheme="majorBidi" w:hAnsiTheme="majorBidi" w:cstheme="majorBidi"/>
+              </w:rPr>
+            </w:pPr>
+            <w:r>
+              <w:rPr>
+                <w:rFonts w:asciiTheme="majorBidi" w:hAnsiTheme="majorBidi" w:cstheme="majorBidi"/>
                 <w:sz w:val="18"/>
                 <w:szCs w:val="18"/>
               </w:rPr>
@@ -488,8 +625,14 @@
             <w:tcW w:w="5200" w:type="dxa"/>
           </w:tcPr>
           <w:p>
-            <w:r>
-              <w:rPr>
+            <w:pPr>
+              <w:rPr>
+                <w:rFonts w:asciiTheme="majorBidi" w:hAnsiTheme="majorBidi" w:cstheme="majorBidi"/>
+              </w:rPr>
+            </w:pPr>
+            <w:r>
+              <w:rPr>
+                <w:rFonts w:asciiTheme="majorBidi" w:hAnsiTheme="majorBidi" w:cstheme="majorBidi"/>
                 <w:sz w:val="18"/>
                 <w:szCs w:val="18"/>
               </w:rPr>
@@ -502,10 +645,14 @@
             <w:tcW w:w="2200" w:type="dxa"/>
           </w:tcPr>
           <w:p>
-            <w:r>
-              <w:rPr>
-                <w:i/>
-                <w:iCs/>
+            <w:pPr>
+              <w:rPr>
+                <w:rFonts w:asciiTheme="majorBidi" w:hAnsiTheme="majorBidi" w:cstheme="majorBidi"/>
+              </w:rPr>
+            </w:pPr>
+            <w:r>
+              <w:rPr>
+                <w:rFonts w:asciiTheme="majorBidi" w:hAnsiTheme="majorBidi" w:cstheme="majorBidi"/>
                 <w:sz w:val="18"/>
                 <w:szCs w:val="18"/>
               </w:rPr>
@@ -515,19 +662,19 @@
         </w:tc>
       </w:tr>
       <w:tr>
-        <w:tblPrEx>
-          <w:tblCellMar>
-            <w:top w:w="0" w:type="dxa"/>
-            <w:bottom w:w="0" w:type="dxa"/>
-          </w:tblCellMar>
-        </w:tblPrEx>
         <w:tc>
           <w:tcPr>
             <w:tcW w:w="700" w:type="dxa"/>
           </w:tcPr>
           <w:p>
-            <w:r>
-              <w:rPr>
+            <w:pPr>
+              <w:rPr>
+                <w:rFonts w:asciiTheme="majorBidi" w:hAnsiTheme="majorBidi" w:cstheme="majorBidi"/>
+              </w:rPr>
+            </w:pPr>
+            <w:r>
+              <w:rPr>
+                <w:rFonts w:asciiTheme="majorBidi" w:hAnsiTheme="majorBidi" w:cstheme="majorBidi"/>
                 <w:sz w:val="18"/>
                 <w:szCs w:val="18"/>
               </w:rPr>
@@ -540,8 +687,14 @@
             <w:tcW w:w="2600" w:type="dxa"/>
           </w:tcPr>
           <w:p>
-            <w:r>
-              <w:rPr>
+            <w:pPr>
+              <w:rPr>
+                <w:rFonts w:asciiTheme="majorBidi" w:hAnsiTheme="majorBidi" w:cstheme="majorBidi"/>
+              </w:rPr>
+            </w:pPr>
+            <w:r>
+              <w:rPr>
+                <w:rFonts w:asciiTheme="majorBidi" w:hAnsiTheme="majorBidi" w:cstheme="majorBidi"/>
                 <w:sz w:val="18"/>
                 <w:szCs w:val="18"/>
               </w:rPr>
@@ -554,8 +707,14 @@
             <w:tcW w:w="5200" w:type="dxa"/>
           </w:tcPr>
           <w:p>
-            <w:r>
-              <w:rPr>
+            <w:pPr>
+              <w:rPr>
+                <w:rFonts w:asciiTheme="majorBidi" w:hAnsiTheme="majorBidi" w:cstheme="majorBidi"/>
+              </w:rPr>
+            </w:pPr>
+            <w:r>
+              <w:rPr>
+                <w:rFonts w:asciiTheme="majorBidi" w:hAnsiTheme="majorBidi" w:cstheme="majorBidi"/>
                 <w:sz w:val="18"/>
                 <w:szCs w:val="18"/>
               </w:rPr>
@@ -568,10 +727,14 @@
             <w:tcW w:w="2200" w:type="dxa"/>
           </w:tcPr>
           <w:p>
-            <w:r>
-              <w:rPr>
-                <w:i/>
-                <w:iCs/>
+            <w:pPr>
+              <w:rPr>
+                <w:rFonts w:asciiTheme="majorBidi" w:hAnsiTheme="majorBidi" w:cstheme="majorBidi"/>
+              </w:rPr>
+            </w:pPr>
+            <w:r>
+              <w:rPr>
+                <w:rFonts w:asciiTheme="majorBidi" w:hAnsiTheme="majorBidi" w:cstheme="majorBidi"/>
                 <w:sz w:val="18"/>
                 <w:szCs w:val="18"/>
               </w:rPr>
@@ -581,19 +744,19 @@
         </w:tc>
       </w:tr>
       <w:tr>
-        <w:tblPrEx>
-          <w:tblCellMar>
-            <w:top w:w="0" w:type="dxa"/>
-            <w:bottom w:w="0" w:type="dxa"/>
-          </w:tblCellMar>
-        </w:tblPrEx>
         <w:tc>
           <w:tcPr>
             <w:tcW w:w="700" w:type="dxa"/>
           </w:tcPr>
           <w:p>
-            <w:r>
-              <w:rPr>
+            <w:pPr>
+              <w:rPr>
+                <w:rFonts w:asciiTheme="majorBidi" w:hAnsiTheme="majorBidi" w:cstheme="majorBidi"/>
+              </w:rPr>
+            </w:pPr>
+            <w:r>
+              <w:rPr>
+                <w:rFonts w:asciiTheme="majorBidi" w:hAnsiTheme="majorBidi" w:cstheme="majorBidi"/>
                 <w:sz w:val="18"/>
                 <w:szCs w:val="18"/>
               </w:rPr>
@@ -606,8 +769,14 @@
             <w:tcW w:w="2600" w:type="dxa"/>
           </w:tcPr>
           <w:p>
-            <w:r>
-              <w:rPr>
+            <w:pPr>
+              <w:rPr>
+                <w:rFonts w:asciiTheme="majorBidi" w:hAnsiTheme="majorBidi" w:cstheme="majorBidi"/>
+              </w:rPr>
+            </w:pPr>
+            <w:r>
+              <w:rPr>
+                <w:rFonts w:asciiTheme="majorBidi" w:hAnsiTheme="majorBidi" w:cstheme="majorBidi"/>
                 <w:sz w:val="18"/>
                 <w:szCs w:val="18"/>
               </w:rPr>
@@ -620,8 +789,14 @@
             <w:tcW w:w="5200" w:type="dxa"/>
           </w:tcPr>
           <w:p>
-            <w:r>
-              <w:rPr>
+            <w:pPr>
+              <w:rPr>
+                <w:rFonts w:asciiTheme="majorBidi" w:hAnsiTheme="majorBidi" w:cstheme="majorBidi"/>
+              </w:rPr>
+            </w:pPr>
+            <w:r>
+              <w:rPr>
+                <w:rFonts w:asciiTheme="majorBidi" w:hAnsiTheme="majorBidi" w:cstheme="majorBidi"/>
                 <w:sz w:val="18"/>
                 <w:szCs w:val="18"/>
               </w:rPr>
@@ -634,10 +809,14 @@
             <w:tcW w:w="2200" w:type="dxa"/>
           </w:tcPr>
           <w:p>
-            <w:r>
-              <w:rPr>
-                <w:i/>
-                <w:iCs/>
+            <w:pPr>
+              <w:rPr>
+                <w:rFonts w:asciiTheme="majorBidi" w:hAnsiTheme="majorBidi" w:cstheme="majorBidi"/>
+              </w:rPr>
+            </w:pPr>
+            <w:r>
+              <w:rPr>
+                <w:rFonts w:asciiTheme="majorBidi" w:hAnsiTheme="majorBidi" w:cstheme="majorBidi"/>
                 <w:sz w:val="18"/>
                 <w:szCs w:val="18"/>
               </w:rPr>
@@ -651,32 +830,50 @@
       <w:pPr>
         <w:pStyle w:val="Heading2"/>
         <w:spacing w:before="250" w:after="120"/>
+        <w:rPr>
+          <w:rFonts w:asciiTheme="majorBidi" w:hAnsiTheme="majorBidi" w:cstheme="majorBidi"/>
+        </w:rPr>
       </w:pPr>
     </w:p>
     <w:p>
       <w:pPr>
         <w:pStyle w:val="Heading2"/>
         <w:spacing w:before="250" w:after="120"/>
+        <w:rPr>
+          <w:rFonts w:asciiTheme="majorBidi" w:hAnsiTheme="majorBidi" w:cstheme="majorBidi"/>
+        </w:rPr>
       </w:pPr>
     </w:p>
     <w:p>
       <w:pPr>
         <w:pStyle w:val="Heading2"/>
         <w:spacing w:before="250" w:after="120"/>
+        <w:rPr>
+          <w:rFonts w:asciiTheme="majorBidi" w:hAnsiTheme="majorBidi" w:cstheme="majorBidi"/>
+        </w:rPr>
       </w:pPr>
     </w:p>
     <w:p>
       <w:pPr>
         <w:pStyle w:val="Heading2"/>
         <w:spacing w:before="250" w:after="120"/>
+        <w:rPr>
+          <w:rFonts w:asciiTheme="majorBidi" w:hAnsiTheme="majorBidi" w:cstheme="majorBidi"/>
+        </w:rPr>
       </w:pPr>
     </w:p>
     <w:p>
       <w:pPr>
         <w:pStyle w:val="Heading2"/>
         <w:spacing w:before="250" w:after="120"/>
+        <w:rPr>
+          <w:rFonts w:asciiTheme="majorBidi" w:hAnsiTheme="majorBidi" w:cstheme="majorBidi"/>
+        </w:rPr>
       </w:pPr>
       <w:r>
+        <w:rPr>
+          <w:rFonts w:asciiTheme="majorBidi" w:hAnsiTheme="majorBidi" w:cstheme="majorBidi"/>
+        </w:rPr>
         <w:lastRenderedPageBreak/>
         <w:t>Part 2 — Transformation</w:t>
       </w:r>
@@ -684,11 +881,13 @@
     <w:p>
       <w:pPr>
         <w:spacing w:after="150"/>
+        <w:rPr>
+          <w:rFonts w:asciiTheme="majorBidi" w:hAnsiTheme="majorBidi" w:cstheme="majorBidi"/>
+        </w:rPr>
       </w:pPr>
       <w:r>
         <w:rPr>
-          <w:i/>
-          <w:iCs/>
+          <w:rFonts w:asciiTheme="majorBidi" w:hAnsiTheme="majorBidi" w:cstheme="majorBidi"/>
         </w:rPr>
         <w:t>Reshape and enrich the cleaned data so it's ready for analysis.</w:t>
       </w:r>
@@ -717,12 +916,6 @@
         <w:gridCol w:w="2200"/>
       </w:tblGrid>
       <w:tr>
-        <w:tblPrEx>
-          <w:tblCellMar>
-            <w:top w:w="0" w:type="dxa"/>
-            <w:bottom w:w="0" w:type="dxa"/>
-          </w:tblCellMar>
-        </w:tblPrEx>
         <w:trPr>
           <w:tblHeader/>
         </w:trPr>
@@ -732,8 +925,14 @@
             <w:shd w:val="clear" w:color="auto" w:fill="2F3B52"/>
           </w:tcPr>
           <w:p>
-            <w:r>
-              <w:rPr>
+            <w:pPr>
+              <w:rPr>
+                <w:rFonts w:asciiTheme="majorBidi" w:hAnsiTheme="majorBidi" w:cstheme="majorBidi"/>
+              </w:rPr>
+            </w:pPr>
+            <w:r>
+              <w:rPr>
+                <w:rFonts w:asciiTheme="majorBidi" w:hAnsiTheme="majorBidi" w:cstheme="majorBidi"/>
                 <w:b/>
                 <w:bCs/>
                 <w:color w:val="FFFFFF"/>
@@ -750,8 +949,14 @@
             <w:shd w:val="clear" w:color="auto" w:fill="2F3B52"/>
           </w:tcPr>
           <w:p>
-            <w:r>
-              <w:rPr>
+            <w:pPr>
+              <w:rPr>
+                <w:rFonts w:asciiTheme="majorBidi" w:hAnsiTheme="majorBidi" w:cstheme="majorBidi"/>
+              </w:rPr>
+            </w:pPr>
+            <w:r>
+              <w:rPr>
+                <w:rFonts w:asciiTheme="majorBidi" w:hAnsiTheme="majorBidi" w:cstheme="majorBidi"/>
                 <w:b/>
                 <w:bCs/>
                 <w:color w:val="FFFFFF"/>
@@ -768,8 +973,14 @@
             <w:shd w:val="clear" w:color="auto" w:fill="2F3B52"/>
           </w:tcPr>
           <w:p>
-            <w:r>
-              <w:rPr>
+            <w:pPr>
+              <w:rPr>
+                <w:rFonts w:asciiTheme="majorBidi" w:hAnsiTheme="majorBidi" w:cstheme="majorBidi"/>
+              </w:rPr>
+            </w:pPr>
+            <w:r>
+              <w:rPr>
+                <w:rFonts w:asciiTheme="majorBidi" w:hAnsiTheme="majorBidi" w:cstheme="majorBidi"/>
                 <w:b/>
                 <w:bCs/>
                 <w:color w:val="FFFFFF"/>
@@ -786,8 +997,14 @@
             <w:shd w:val="clear" w:color="auto" w:fill="2F3B52"/>
           </w:tcPr>
           <w:p>
-            <w:r>
-              <w:rPr>
+            <w:pPr>
+              <w:rPr>
+                <w:rFonts w:asciiTheme="majorBidi" w:hAnsiTheme="majorBidi" w:cstheme="majorBidi"/>
+              </w:rPr>
+            </w:pPr>
+            <w:r>
+              <w:rPr>
+                <w:rFonts w:asciiTheme="majorBidi" w:hAnsiTheme="majorBidi" w:cstheme="majorBidi"/>
                 <w:b/>
                 <w:bCs/>
                 <w:color w:val="FFFFFF"/>
@@ -800,19 +1017,19 @@
         </w:tc>
       </w:tr>
       <w:tr>
-        <w:tblPrEx>
-          <w:tblCellMar>
-            <w:top w:w="0" w:type="dxa"/>
-            <w:bottom w:w="0" w:type="dxa"/>
-          </w:tblCellMar>
-        </w:tblPrEx>
         <w:tc>
           <w:tcPr>
             <w:tcW w:w="700" w:type="dxa"/>
           </w:tcPr>
           <w:p>
-            <w:r>
-              <w:rPr>
+            <w:pPr>
+              <w:rPr>
+                <w:rFonts w:asciiTheme="majorBidi" w:hAnsiTheme="majorBidi" w:cstheme="majorBidi"/>
+              </w:rPr>
+            </w:pPr>
+            <w:r>
+              <w:rPr>
+                <w:rFonts w:asciiTheme="majorBidi" w:hAnsiTheme="majorBidi" w:cstheme="majorBidi"/>
                 <w:sz w:val="18"/>
                 <w:szCs w:val="18"/>
               </w:rPr>
@@ -825,8 +1042,14 @@
             <w:tcW w:w="2600" w:type="dxa"/>
           </w:tcPr>
           <w:p>
-            <w:r>
-              <w:rPr>
+            <w:pPr>
+              <w:rPr>
+                <w:rFonts w:asciiTheme="majorBidi" w:hAnsiTheme="majorBidi" w:cstheme="majorBidi"/>
+              </w:rPr>
+            </w:pPr>
+            <w:r>
+              <w:rPr>
+                <w:rFonts w:asciiTheme="majorBidi" w:hAnsiTheme="majorBidi" w:cstheme="majorBidi"/>
                 <w:sz w:val="18"/>
                 <w:szCs w:val="18"/>
               </w:rPr>
@@ -839,8 +1062,14 @@
             <w:tcW w:w="5200" w:type="dxa"/>
           </w:tcPr>
           <w:p>
-            <w:r>
-              <w:rPr>
+            <w:pPr>
+              <w:rPr>
+                <w:rFonts w:asciiTheme="majorBidi" w:hAnsiTheme="majorBidi" w:cstheme="majorBidi"/>
+              </w:rPr>
+            </w:pPr>
+            <w:r>
+              <w:rPr>
+                <w:rFonts w:asciiTheme="majorBidi" w:hAnsiTheme="majorBidi" w:cstheme="majorBidi"/>
                 <w:sz w:val="18"/>
                 <w:szCs w:val="18"/>
               </w:rPr>
@@ -853,10 +1082,14 @@
             <w:tcW w:w="2200" w:type="dxa"/>
           </w:tcPr>
           <w:p>
-            <w:r>
-              <w:rPr>
-                <w:i/>
-                <w:iCs/>
+            <w:pPr>
+              <w:rPr>
+                <w:rFonts w:asciiTheme="majorBidi" w:hAnsiTheme="majorBidi" w:cstheme="majorBidi"/>
+              </w:rPr>
+            </w:pPr>
+            <w:r>
+              <w:rPr>
+                <w:rFonts w:asciiTheme="majorBidi" w:hAnsiTheme="majorBidi" w:cstheme="majorBidi"/>
                 <w:sz w:val="18"/>
                 <w:szCs w:val="18"/>
               </w:rPr>
@@ -866,19 +1099,19 @@
         </w:tc>
       </w:tr>
       <w:tr>
-        <w:tblPrEx>
-          <w:tblCellMar>
-            <w:top w:w="0" w:type="dxa"/>
-            <w:bottom w:w="0" w:type="dxa"/>
-          </w:tblCellMar>
-        </w:tblPrEx>
         <w:tc>
           <w:tcPr>
             <w:tcW w:w="700" w:type="dxa"/>
           </w:tcPr>
           <w:p>
-            <w:r>
-              <w:rPr>
+            <w:pPr>
+              <w:rPr>
+                <w:rFonts w:asciiTheme="majorBidi" w:hAnsiTheme="majorBidi" w:cstheme="majorBidi"/>
+              </w:rPr>
+            </w:pPr>
+            <w:r>
+              <w:rPr>
+                <w:rFonts w:asciiTheme="majorBidi" w:hAnsiTheme="majorBidi" w:cstheme="majorBidi"/>
                 <w:sz w:val="18"/>
                 <w:szCs w:val="18"/>
               </w:rPr>
@@ -891,8 +1124,14 @@
             <w:tcW w:w="2600" w:type="dxa"/>
           </w:tcPr>
           <w:p>
-            <w:r>
-              <w:rPr>
+            <w:pPr>
+              <w:rPr>
+                <w:rFonts w:asciiTheme="majorBidi" w:hAnsiTheme="majorBidi" w:cstheme="majorBidi"/>
+              </w:rPr>
+            </w:pPr>
+            <w:r>
+              <w:rPr>
+                <w:rFonts w:asciiTheme="majorBidi" w:hAnsiTheme="majorBidi" w:cstheme="majorBidi"/>
                 <w:sz w:val="18"/>
                 <w:szCs w:val="18"/>
               </w:rPr>
@@ -905,8 +1144,14 @@
             <w:tcW w:w="5200" w:type="dxa"/>
           </w:tcPr>
           <w:p>
-            <w:r>
-              <w:rPr>
+            <w:pPr>
+              <w:rPr>
+                <w:rFonts w:asciiTheme="majorBidi" w:hAnsiTheme="majorBidi" w:cstheme="majorBidi"/>
+              </w:rPr>
+            </w:pPr>
+            <w:r>
+              <w:rPr>
+                <w:rFonts w:asciiTheme="majorBidi" w:hAnsiTheme="majorBidi" w:cstheme="majorBidi"/>
                 <w:sz w:val="18"/>
                 <w:szCs w:val="18"/>
               </w:rPr>
@@ -919,10 +1164,14 @@
             <w:tcW w:w="2200" w:type="dxa"/>
           </w:tcPr>
           <w:p>
-            <w:r>
-              <w:rPr>
-                <w:i/>
-                <w:iCs/>
+            <w:pPr>
+              <w:rPr>
+                <w:rFonts w:asciiTheme="majorBidi" w:hAnsiTheme="majorBidi" w:cstheme="majorBidi"/>
+              </w:rPr>
+            </w:pPr>
+            <w:r>
+              <w:rPr>
+                <w:rFonts w:asciiTheme="majorBidi" w:hAnsiTheme="majorBidi" w:cstheme="majorBidi"/>
                 <w:sz w:val="18"/>
                 <w:szCs w:val="18"/>
               </w:rPr>
@@ -932,19 +1181,19 @@
         </w:tc>
       </w:tr>
       <w:tr>
-        <w:tblPrEx>
-          <w:tblCellMar>
-            <w:top w:w="0" w:type="dxa"/>
-            <w:bottom w:w="0" w:type="dxa"/>
-          </w:tblCellMar>
-        </w:tblPrEx>
         <w:tc>
           <w:tcPr>
             <w:tcW w:w="700" w:type="dxa"/>
           </w:tcPr>
           <w:p>
-            <w:r>
-              <w:rPr>
+            <w:pPr>
+              <w:rPr>
+                <w:rFonts w:asciiTheme="majorBidi" w:hAnsiTheme="majorBidi" w:cstheme="majorBidi"/>
+              </w:rPr>
+            </w:pPr>
+            <w:r>
+              <w:rPr>
+                <w:rFonts w:asciiTheme="majorBidi" w:hAnsiTheme="majorBidi" w:cstheme="majorBidi"/>
                 <w:sz w:val="18"/>
                 <w:szCs w:val="18"/>
               </w:rPr>
@@ -957,8 +1206,14 @@
             <w:tcW w:w="2600" w:type="dxa"/>
           </w:tcPr>
           <w:p>
-            <w:r>
-              <w:rPr>
+            <w:pPr>
+              <w:rPr>
+                <w:rFonts w:asciiTheme="majorBidi" w:hAnsiTheme="majorBidi" w:cstheme="majorBidi"/>
+              </w:rPr>
+            </w:pPr>
+            <w:r>
+              <w:rPr>
+                <w:rFonts w:asciiTheme="majorBidi" w:hAnsiTheme="majorBidi" w:cstheme="majorBidi"/>
                 <w:sz w:val="18"/>
                 <w:szCs w:val="18"/>
               </w:rPr>
@@ -971,8 +1226,14 @@
             <w:tcW w:w="5200" w:type="dxa"/>
           </w:tcPr>
           <w:p>
-            <w:r>
-              <w:rPr>
+            <w:pPr>
+              <w:rPr>
+                <w:rFonts w:asciiTheme="majorBidi" w:hAnsiTheme="majorBidi" w:cstheme="majorBidi"/>
+              </w:rPr>
+            </w:pPr>
+            <w:r>
+              <w:rPr>
+                <w:rFonts w:asciiTheme="majorBidi" w:hAnsiTheme="majorBidi" w:cstheme="majorBidi"/>
                 <w:sz w:val="18"/>
                 <w:szCs w:val="18"/>
               </w:rPr>
@@ -985,10 +1246,14 @@
             <w:tcW w:w="2200" w:type="dxa"/>
           </w:tcPr>
           <w:p>
-            <w:r>
-              <w:rPr>
-                <w:i/>
-                <w:iCs/>
+            <w:pPr>
+              <w:rPr>
+                <w:rFonts w:asciiTheme="majorBidi" w:hAnsiTheme="majorBidi" w:cstheme="majorBidi"/>
+              </w:rPr>
+            </w:pPr>
+            <w:r>
+              <w:rPr>
+                <w:rFonts w:asciiTheme="majorBidi" w:hAnsiTheme="majorBidi" w:cstheme="majorBidi"/>
                 <w:sz w:val="18"/>
                 <w:szCs w:val="18"/>
               </w:rPr>
@@ -998,19 +1263,19 @@
         </w:tc>
       </w:tr>
       <w:tr>
-        <w:tblPrEx>
-          <w:tblCellMar>
-            <w:top w:w="0" w:type="dxa"/>
-            <w:bottom w:w="0" w:type="dxa"/>
-          </w:tblCellMar>
-        </w:tblPrEx>
         <w:tc>
           <w:tcPr>
             <w:tcW w:w="700" w:type="dxa"/>
           </w:tcPr>
           <w:p>
-            <w:r>
-              <w:rPr>
+            <w:pPr>
+              <w:rPr>
+                <w:rFonts w:asciiTheme="majorBidi" w:hAnsiTheme="majorBidi" w:cstheme="majorBidi"/>
+              </w:rPr>
+            </w:pPr>
+            <w:r>
+              <w:rPr>
+                <w:rFonts w:asciiTheme="majorBidi" w:hAnsiTheme="majorBidi" w:cstheme="majorBidi"/>
                 <w:sz w:val="18"/>
                 <w:szCs w:val="18"/>
               </w:rPr>
@@ -1023,8 +1288,14 @@
             <w:tcW w:w="2600" w:type="dxa"/>
           </w:tcPr>
           <w:p>
-            <w:r>
-              <w:rPr>
+            <w:pPr>
+              <w:rPr>
+                <w:rFonts w:asciiTheme="majorBidi" w:hAnsiTheme="majorBidi" w:cstheme="majorBidi"/>
+              </w:rPr>
+            </w:pPr>
+            <w:r>
+              <w:rPr>
+                <w:rFonts w:asciiTheme="majorBidi" w:hAnsiTheme="majorBidi" w:cstheme="majorBidi"/>
                 <w:sz w:val="18"/>
                 <w:szCs w:val="18"/>
               </w:rPr>
@@ -1037,8 +1308,14 @@
             <w:tcW w:w="5200" w:type="dxa"/>
           </w:tcPr>
           <w:p>
-            <w:r>
-              <w:rPr>
+            <w:pPr>
+              <w:rPr>
+                <w:rFonts w:asciiTheme="majorBidi" w:hAnsiTheme="majorBidi" w:cstheme="majorBidi"/>
+              </w:rPr>
+            </w:pPr>
+            <w:r>
+              <w:rPr>
+                <w:rFonts w:asciiTheme="majorBidi" w:hAnsiTheme="majorBidi" w:cstheme="majorBidi"/>
                 <w:sz w:val="18"/>
                 <w:szCs w:val="18"/>
               </w:rPr>
@@ -1051,10 +1328,14 @@
             <w:tcW w:w="2200" w:type="dxa"/>
           </w:tcPr>
           <w:p>
-            <w:r>
-              <w:rPr>
-                <w:i/>
-                <w:iCs/>
+            <w:pPr>
+              <w:rPr>
+                <w:rFonts w:asciiTheme="majorBidi" w:hAnsiTheme="majorBidi" w:cstheme="majorBidi"/>
+              </w:rPr>
+            </w:pPr>
+            <w:r>
+              <w:rPr>
+                <w:rFonts w:asciiTheme="majorBidi" w:hAnsiTheme="majorBidi" w:cstheme="majorBidi"/>
                 <w:sz w:val="18"/>
                 <w:szCs w:val="18"/>
               </w:rPr>
@@ -1064,19 +1345,19 @@
         </w:tc>
       </w:tr>
       <w:tr>
-        <w:tblPrEx>
-          <w:tblCellMar>
-            <w:top w:w="0" w:type="dxa"/>
-            <w:bottom w:w="0" w:type="dxa"/>
-          </w:tblCellMar>
-        </w:tblPrEx>
         <w:tc>
           <w:tcPr>
             <w:tcW w:w="700" w:type="dxa"/>
           </w:tcPr>
           <w:p>
-            <w:r>
-              <w:rPr>
+            <w:pPr>
+              <w:rPr>
+                <w:rFonts w:asciiTheme="majorBidi" w:hAnsiTheme="majorBidi" w:cstheme="majorBidi"/>
+              </w:rPr>
+            </w:pPr>
+            <w:r>
+              <w:rPr>
+                <w:rFonts w:asciiTheme="majorBidi" w:hAnsiTheme="majorBidi" w:cstheme="majorBidi"/>
                 <w:sz w:val="18"/>
                 <w:szCs w:val="18"/>
               </w:rPr>
@@ -1089,8 +1370,14 @@
             <w:tcW w:w="2600" w:type="dxa"/>
           </w:tcPr>
           <w:p>
-            <w:r>
-              <w:rPr>
+            <w:pPr>
+              <w:rPr>
+                <w:rFonts w:asciiTheme="majorBidi" w:hAnsiTheme="majorBidi" w:cstheme="majorBidi"/>
+              </w:rPr>
+            </w:pPr>
+            <w:r>
+              <w:rPr>
+                <w:rFonts w:asciiTheme="majorBidi" w:hAnsiTheme="majorBidi" w:cstheme="majorBidi"/>
                 <w:sz w:val="18"/>
                 <w:szCs w:val="18"/>
               </w:rPr>
@@ -1103,8 +1390,14 @@
             <w:tcW w:w="5200" w:type="dxa"/>
           </w:tcPr>
           <w:p>
-            <w:r>
-              <w:rPr>
+            <w:pPr>
+              <w:rPr>
+                <w:rFonts w:asciiTheme="majorBidi" w:hAnsiTheme="majorBidi" w:cstheme="majorBidi"/>
+              </w:rPr>
+            </w:pPr>
+            <w:r>
+              <w:rPr>
+                <w:rFonts w:asciiTheme="majorBidi" w:hAnsiTheme="majorBidi" w:cstheme="majorBidi"/>
                 <w:sz w:val="18"/>
                 <w:szCs w:val="18"/>
               </w:rPr>
@@ -1117,10 +1410,14 @@
             <w:tcW w:w="2200" w:type="dxa"/>
           </w:tcPr>
           <w:p>
-            <w:r>
-              <w:rPr>
-                <w:i/>
-                <w:iCs/>
+            <w:pPr>
+              <w:rPr>
+                <w:rFonts w:asciiTheme="majorBidi" w:hAnsiTheme="majorBidi" w:cstheme="majorBidi"/>
+              </w:rPr>
+            </w:pPr>
+            <w:r>
+              <w:rPr>
+                <w:rFonts w:asciiTheme="majorBidi" w:hAnsiTheme="majorBidi" w:cstheme="majorBidi"/>
                 <w:sz w:val="18"/>
                 <w:szCs w:val="18"/>
               </w:rPr>
@@ -1134,19 +1431,27 @@
       <w:pPr>
         <w:pStyle w:val="Heading2"/>
         <w:spacing w:before="250" w:after="120"/>
+        <w:rPr>
+          <w:rFonts w:asciiTheme="majorBidi" w:hAnsiTheme="majorBidi" w:cstheme="majorBidi"/>
+        </w:rPr>
       </w:pPr>
       <w:r>
+        <w:rPr>
+          <w:rFonts w:asciiTheme="majorBidi" w:hAnsiTheme="majorBidi" w:cstheme="majorBidi"/>
+        </w:rPr>
         <w:t>Part 3 — Grouping &amp; Aggregation</w:t>
       </w:r>
     </w:p>
     <w:p>
       <w:pPr>
         <w:spacing w:after="150"/>
+        <w:rPr>
+          <w:rFonts w:asciiTheme="majorBidi" w:hAnsiTheme="majorBidi" w:cstheme="majorBidi"/>
+        </w:rPr>
       </w:pPr>
       <w:r>
         <w:rPr>
-          <w:i/>
-          <w:iCs/>
+          <w:rFonts w:asciiTheme="majorBidi" w:hAnsiTheme="majorBidi" w:cstheme="majorBidi"/>
         </w:rPr>
         <w:t>Answer the questions the report needs statistics for.</w:t>
       </w:r>
@@ -1175,12 +1480,6 @@
         <w:gridCol w:w="2200"/>
       </w:tblGrid>
       <w:tr>
-        <w:tblPrEx>
-          <w:tblCellMar>
-            <w:top w:w="0" w:type="dxa"/>
-            <w:bottom w:w="0" w:type="dxa"/>
-          </w:tblCellMar>
-        </w:tblPrEx>
         <w:trPr>
           <w:tblHeader/>
         </w:trPr>
@@ -1190,8 +1489,14 @@
             <w:shd w:val="clear" w:color="auto" w:fill="2F3B52"/>
           </w:tcPr>
           <w:p>
-            <w:r>
-              <w:rPr>
+            <w:pPr>
+              <w:rPr>
+                <w:rFonts w:asciiTheme="majorBidi" w:hAnsiTheme="majorBidi" w:cstheme="majorBidi"/>
+              </w:rPr>
+            </w:pPr>
+            <w:r>
+              <w:rPr>
+                <w:rFonts w:asciiTheme="majorBidi" w:hAnsiTheme="majorBidi" w:cstheme="majorBidi"/>
                 <w:b/>
                 <w:bCs/>
                 <w:color w:val="FFFFFF"/>
@@ -1208,8 +1513,14 @@
             <w:shd w:val="clear" w:color="auto" w:fill="2F3B52"/>
           </w:tcPr>
           <w:p>
-            <w:r>
-              <w:rPr>
+            <w:pPr>
+              <w:rPr>
+                <w:rFonts w:asciiTheme="majorBidi" w:hAnsiTheme="majorBidi" w:cstheme="majorBidi"/>
+              </w:rPr>
+            </w:pPr>
+            <w:r>
+              <w:rPr>
+                <w:rFonts w:asciiTheme="majorBidi" w:hAnsiTheme="majorBidi" w:cstheme="majorBidi"/>
                 <w:b/>
                 <w:bCs/>
                 <w:color w:val="FFFFFF"/>
@@ -1226,8 +1537,14 @@
             <w:shd w:val="clear" w:color="auto" w:fill="2F3B52"/>
           </w:tcPr>
           <w:p>
-            <w:r>
-              <w:rPr>
+            <w:pPr>
+              <w:rPr>
+                <w:rFonts w:asciiTheme="majorBidi" w:hAnsiTheme="majorBidi" w:cstheme="majorBidi"/>
+              </w:rPr>
+            </w:pPr>
+            <w:r>
+              <w:rPr>
+                <w:rFonts w:asciiTheme="majorBidi" w:hAnsiTheme="majorBidi" w:cstheme="majorBidi"/>
                 <w:b/>
                 <w:bCs/>
                 <w:color w:val="FFFFFF"/>
@@ -1244,8 +1561,14 @@
             <w:shd w:val="clear" w:color="auto" w:fill="2F3B52"/>
           </w:tcPr>
           <w:p>
-            <w:r>
-              <w:rPr>
+            <w:pPr>
+              <w:rPr>
+                <w:rFonts w:asciiTheme="majorBidi" w:hAnsiTheme="majorBidi" w:cstheme="majorBidi"/>
+              </w:rPr>
+            </w:pPr>
+            <w:r>
+              <w:rPr>
+                <w:rFonts w:asciiTheme="majorBidi" w:hAnsiTheme="majorBidi" w:cstheme="majorBidi"/>
                 <w:b/>
                 <w:bCs/>
                 <w:color w:val="FFFFFF"/>
@@ -1258,19 +1581,19 @@
         </w:tc>
       </w:tr>
       <w:tr>
-        <w:tblPrEx>
-          <w:tblCellMar>
-            <w:top w:w="0" w:type="dxa"/>
-            <w:bottom w:w="0" w:type="dxa"/>
-          </w:tblCellMar>
-        </w:tblPrEx>
         <w:tc>
           <w:tcPr>
             <w:tcW w:w="700" w:type="dxa"/>
           </w:tcPr>
           <w:p>
-            <w:r>
-              <w:rPr>
+            <w:pPr>
+              <w:rPr>
+                <w:rFonts w:asciiTheme="majorBidi" w:hAnsiTheme="majorBidi" w:cstheme="majorBidi"/>
+              </w:rPr>
+            </w:pPr>
+            <w:r>
+              <w:rPr>
+                <w:rFonts w:asciiTheme="majorBidi" w:hAnsiTheme="majorBidi" w:cstheme="majorBidi"/>
                 <w:sz w:val="18"/>
                 <w:szCs w:val="18"/>
               </w:rPr>
@@ -1283,8 +1606,14 @@
             <w:tcW w:w="2600" w:type="dxa"/>
           </w:tcPr>
           <w:p>
-            <w:r>
-              <w:rPr>
+            <w:pPr>
+              <w:rPr>
+                <w:rFonts w:asciiTheme="majorBidi" w:hAnsiTheme="majorBidi" w:cstheme="majorBidi"/>
+              </w:rPr>
+            </w:pPr>
+            <w:r>
+              <w:rPr>
+                <w:rFonts w:asciiTheme="majorBidi" w:hAnsiTheme="majorBidi" w:cstheme="majorBidi"/>
                 <w:sz w:val="18"/>
                 <w:szCs w:val="18"/>
               </w:rPr>
@@ -1297,8 +1626,14 @@
             <w:tcW w:w="5200" w:type="dxa"/>
           </w:tcPr>
           <w:p>
-            <w:r>
-              <w:rPr>
+            <w:pPr>
+              <w:rPr>
+                <w:rFonts w:asciiTheme="majorBidi" w:hAnsiTheme="majorBidi" w:cstheme="majorBidi"/>
+              </w:rPr>
+            </w:pPr>
+            <w:r>
+              <w:rPr>
+                <w:rFonts w:asciiTheme="majorBidi" w:hAnsiTheme="majorBidi" w:cstheme="majorBidi"/>
                 <w:sz w:val="18"/>
                 <w:szCs w:val="18"/>
               </w:rPr>
@@ -1311,10 +1646,14 @@
             <w:tcW w:w="2200" w:type="dxa"/>
           </w:tcPr>
           <w:p>
-            <w:r>
-              <w:rPr>
-                <w:i/>
-                <w:iCs/>
+            <w:pPr>
+              <w:rPr>
+                <w:rFonts w:asciiTheme="majorBidi" w:hAnsiTheme="majorBidi" w:cstheme="majorBidi"/>
+              </w:rPr>
+            </w:pPr>
+            <w:r>
+              <w:rPr>
+                <w:rFonts w:asciiTheme="majorBidi" w:hAnsiTheme="majorBidi" w:cstheme="majorBidi"/>
                 <w:sz w:val="18"/>
                 <w:szCs w:val="18"/>
               </w:rPr>
@@ -1324,19 +1663,19 @@
         </w:tc>
       </w:tr>
       <w:tr>
-        <w:tblPrEx>
-          <w:tblCellMar>
-            <w:top w:w="0" w:type="dxa"/>
-            <w:bottom w:w="0" w:type="dxa"/>
-          </w:tblCellMar>
-        </w:tblPrEx>
         <w:tc>
           <w:tcPr>
             <w:tcW w:w="700" w:type="dxa"/>
           </w:tcPr>
           <w:p>
-            <w:r>
-              <w:rPr>
+            <w:pPr>
+              <w:rPr>
+                <w:rFonts w:asciiTheme="majorBidi" w:hAnsiTheme="majorBidi" w:cstheme="majorBidi"/>
+              </w:rPr>
+            </w:pPr>
+            <w:r>
+              <w:rPr>
+                <w:rFonts w:asciiTheme="majorBidi" w:hAnsiTheme="majorBidi" w:cstheme="majorBidi"/>
                 <w:sz w:val="18"/>
                 <w:szCs w:val="18"/>
               </w:rPr>
@@ -1349,8 +1688,14 @@
             <w:tcW w:w="2600" w:type="dxa"/>
           </w:tcPr>
           <w:p>
-            <w:r>
-              <w:rPr>
+            <w:pPr>
+              <w:rPr>
+                <w:rFonts w:asciiTheme="majorBidi" w:hAnsiTheme="majorBidi" w:cstheme="majorBidi"/>
+              </w:rPr>
+            </w:pPr>
+            <w:r>
+              <w:rPr>
+                <w:rFonts w:asciiTheme="majorBidi" w:hAnsiTheme="majorBidi" w:cstheme="majorBidi"/>
                 <w:sz w:val="18"/>
                 <w:szCs w:val="18"/>
               </w:rPr>
@@ -1363,8 +1708,14 @@
             <w:tcW w:w="5200" w:type="dxa"/>
           </w:tcPr>
           <w:p>
-            <w:r>
-              <w:rPr>
+            <w:pPr>
+              <w:rPr>
+                <w:rFonts w:asciiTheme="majorBidi" w:hAnsiTheme="majorBidi" w:cstheme="majorBidi"/>
+              </w:rPr>
+            </w:pPr>
+            <w:r>
+              <w:rPr>
+                <w:rFonts w:asciiTheme="majorBidi" w:hAnsiTheme="majorBidi" w:cstheme="majorBidi"/>
                 <w:sz w:val="18"/>
                 <w:szCs w:val="18"/>
               </w:rPr>
@@ -1377,10 +1728,14 @@
             <w:tcW w:w="2200" w:type="dxa"/>
           </w:tcPr>
           <w:p>
-            <w:r>
-              <w:rPr>
-                <w:i/>
-                <w:iCs/>
+            <w:pPr>
+              <w:rPr>
+                <w:rFonts w:asciiTheme="majorBidi" w:hAnsiTheme="majorBidi" w:cstheme="majorBidi"/>
+              </w:rPr>
+            </w:pPr>
+            <w:r>
+              <w:rPr>
+                <w:rFonts w:asciiTheme="majorBidi" w:hAnsiTheme="majorBidi" w:cstheme="majorBidi"/>
                 <w:sz w:val="18"/>
                 <w:szCs w:val="18"/>
               </w:rPr>
@@ -1390,19 +1745,19 @@
         </w:tc>
       </w:tr>
       <w:tr>
-        <w:tblPrEx>
-          <w:tblCellMar>
-            <w:top w:w="0" w:type="dxa"/>
-            <w:bottom w:w="0" w:type="dxa"/>
-          </w:tblCellMar>
-        </w:tblPrEx>
         <w:tc>
           <w:tcPr>
             <w:tcW w:w="700" w:type="dxa"/>
           </w:tcPr>
           <w:p>
-            <w:r>
-              <w:rPr>
+            <w:pPr>
+              <w:rPr>
+                <w:rFonts w:asciiTheme="majorBidi" w:hAnsiTheme="majorBidi" w:cstheme="majorBidi"/>
+              </w:rPr>
+            </w:pPr>
+            <w:r>
+              <w:rPr>
+                <w:rFonts w:asciiTheme="majorBidi" w:hAnsiTheme="majorBidi" w:cstheme="majorBidi"/>
                 <w:sz w:val="18"/>
                 <w:szCs w:val="18"/>
               </w:rPr>
@@ -1415,8 +1770,14 @@
             <w:tcW w:w="2600" w:type="dxa"/>
           </w:tcPr>
           <w:p>
-            <w:r>
-              <w:rPr>
+            <w:pPr>
+              <w:rPr>
+                <w:rFonts w:asciiTheme="majorBidi" w:hAnsiTheme="majorBidi" w:cstheme="majorBidi"/>
+              </w:rPr>
+            </w:pPr>
+            <w:r>
+              <w:rPr>
+                <w:rFonts w:asciiTheme="majorBidi" w:hAnsiTheme="majorBidi" w:cstheme="majorBidi"/>
                 <w:sz w:val="18"/>
                 <w:szCs w:val="18"/>
               </w:rPr>
@@ -1429,8 +1790,14 @@
             <w:tcW w:w="5200" w:type="dxa"/>
           </w:tcPr>
           <w:p>
-            <w:r>
-              <w:rPr>
+            <w:pPr>
+              <w:rPr>
+                <w:rFonts w:asciiTheme="majorBidi" w:hAnsiTheme="majorBidi" w:cstheme="majorBidi"/>
+              </w:rPr>
+            </w:pPr>
+            <w:r>
+              <w:rPr>
+                <w:rFonts w:asciiTheme="majorBidi" w:hAnsiTheme="majorBidi" w:cstheme="majorBidi"/>
                 <w:sz w:val="18"/>
                 <w:szCs w:val="18"/>
               </w:rPr>
@@ -1443,10 +1810,14 @@
             <w:tcW w:w="2200" w:type="dxa"/>
           </w:tcPr>
           <w:p>
-            <w:r>
-              <w:rPr>
-                <w:i/>
-                <w:iCs/>
+            <w:pPr>
+              <w:rPr>
+                <w:rFonts w:asciiTheme="majorBidi" w:hAnsiTheme="majorBidi" w:cstheme="majorBidi"/>
+              </w:rPr>
+            </w:pPr>
+            <w:r>
+              <w:rPr>
+                <w:rFonts w:asciiTheme="majorBidi" w:hAnsiTheme="majorBidi" w:cstheme="majorBidi"/>
                 <w:sz w:val="18"/>
                 <w:szCs w:val="18"/>
               </w:rPr>
@@ -1456,19 +1827,19 @@
         </w:tc>
       </w:tr>
       <w:tr>
-        <w:tblPrEx>
-          <w:tblCellMar>
-            <w:top w:w="0" w:type="dxa"/>
-            <w:bottom w:w="0" w:type="dxa"/>
-          </w:tblCellMar>
-        </w:tblPrEx>
         <w:tc>
           <w:tcPr>
             <w:tcW w:w="700" w:type="dxa"/>
           </w:tcPr>
           <w:p>
-            <w:r>
-              <w:rPr>
+            <w:pPr>
+              <w:rPr>
+                <w:rFonts w:asciiTheme="majorBidi" w:hAnsiTheme="majorBidi" w:cstheme="majorBidi"/>
+              </w:rPr>
+            </w:pPr>
+            <w:r>
+              <w:rPr>
+                <w:rFonts w:asciiTheme="majorBidi" w:hAnsiTheme="majorBidi" w:cstheme="majorBidi"/>
                 <w:sz w:val="18"/>
                 <w:szCs w:val="18"/>
               </w:rPr>
@@ -1481,8 +1852,14 @@
             <w:tcW w:w="2600" w:type="dxa"/>
           </w:tcPr>
           <w:p>
-            <w:r>
-              <w:rPr>
+            <w:pPr>
+              <w:rPr>
+                <w:rFonts w:asciiTheme="majorBidi" w:hAnsiTheme="majorBidi" w:cstheme="majorBidi"/>
+              </w:rPr>
+            </w:pPr>
+            <w:r>
+              <w:rPr>
+                <w:rFonts w:asciiTheme="majorBidi" w:hAnsiTheme="majorBidi" w:cstheme="majorBidi"/>
                 <w:sz w:val="18"/>
                 <w:szCs w:val="18"/>
               </w:rPr>
@@ -1495,8 +1872,14 @@
             <w:tcW w:w="5200" w:type="dxa"/>
           </w:tcPr>
           <w:p>
-            <w:r>
-              <w:rPr>
+            <w:pPr>
+              <w:rPr>
+                <w:rFonts w:asciiTheme="majorBidi" w:hAnsiTheme="majorBidi" w:cstheme="majorBidi"/>
+              </w:rPr>
+            </w:pPr>
+            <w:r>
+              <w:rPr>
+                <w:rFonts w:asciiTheme="majorBidi" w:hAnsiTheme="majorBidi" w:cstheme="majorBidi"/>
                 <w:sz w:val="18"/>
                 <w:szCs w:val="18"/>
               </w:rPr>
@@ -1509,10 +1892,14 @@
             <w:tcW w:w="2200" w:type="dxa"/>
           </w:tcPr>
           <w:p>
-            <w:r>
-              <w:rPr>
-                <w:i/>
-                <w:iCs/>
+            <w:pPr>
+              <w:rPr>
+                <w:rFonts w:asciiTheme="majorBidi" w:hAnsiTheme="majorBidi" w:cstheme="majorBidi"/>
+              </w:rPr>
+            </w:pPr>
+            <w:r>
+              <w:rPr>
+                <w:rFonts w:asciiTheme="majorBidi" w:hAnsiTheme="majorBidi" w:cstheme="majorBidi"/>
                 <w:sz w:val="18"/>
                 <w:szCs w:val="18"/>
               </w:rPr>
@@ -1522,19 +1909,19 @@
         </w:tc>
       </w:tr>
       <w:tr>
-        <w:tblPrEx>
-          <w:tblCellMar>
-            <w:top w:w="0" w:type="dxa"/>
-            <w:bottom w:w="0" w:type="dxa"/>
-          </w:tblCellMar>
-        </w:tblPrEx>
         <w:tc>
           <w:tcPr>
             <w:tcW w:w="700" w:type="dxa"/>
           </w:tcPr>
           <w:p>
-            <w:r>
-              <w:rPr>
+            <w:pPr>
+              <w:rPr>
+                <w:rFonts w:asciiTheme="majorBidi" w:hAnsiTheme="majorBidi" w:cstheme="majorBidi"/>
+              </w:rPr>
+            </w:pPr>
+            <w:r>
+              <w:rPr>
+                <w:rFonts w:asciiTheme="majorBidi" w:hAnsiTheme="majorBidi" w:cstheme="majorBidi"/>
                 <w:sz w:val="18"/>
                 <w:szCs w:val="18"/>
               </w:rPr>
@@ -1547,8 +1934,14 @@
             <w:tcW w:w="2600" w:type="dxa"/>
           </w:tcPr>
           <w:p>
-            <w:r>
-              <w:rPr>
+            <w:pPr>
+              <w:rPr>
+                <w:rFonts w:asciiTheme="majorBidi" w:hAnsiTheme="majorBidi" w:cstheme="majorBidi"/>
+              </w:rPr>
+            </w:pPr>
+            <w:r>
+              <w:rPr>
+                <w:rFonts w:asciiTheme="majorBidi" w:hAnsiTheme="majorBidi" w:cstheme="majorBidi"/>
                 <w:sz w:val="18"/>
                 <w:szCs w:val="18"/>
               </w:rPr>
@@ -1561,8 +1954,14 @@
             <w:tcW w:w="5200" w:type="dxa"/>
           </w:tcPr>
           <w:p>
-            <w:r>
-              <w:rPr>
+            <w:pPr>
+              <w:rPr>
+                <w:rFonts w:asciiTheme="majorBidi" w:hAnsiTheme="majorBidi" w:cstheme="majorBidi"/>
+              </w:rPr>
+            </w:pPr>
+            <w:r>
+              <w:rPr>
+                <w:rFonts w:asciiTheme="majorBidi" w:hAnsiTheme="majorBidi" w:cstheme="majorBidi"/>
                 <w:sz w:val="18"/>
                 <w:szCs w:val="18"/>
               </w:rPr>
@@ -1575,10 +1974,14 @@
             <w:tcW w:w="2200" w:type="dxa"/>
           </w:tcPr>
           <w:p>
-            <w:r>
-              <w:rPr>
-                <w:i/>
-                <w:iCs/>
+            <w:pPr>
+              <w:rPr>
+                <w:rFonts w:asciiTheme="majorBidi" w:hAnsiTheme="majorBidi" w:cstheme="majorBidi"/>
+              </w:rPr>
+            </w:pPr>
+            <w:r>
+              <w:rPr>
+                <w:rFonts w:asciiTheme="majorBidi" w:hAnsiTheme="majorBidi" w:cstheme="majorBidi"/>
                 <w:sz w:val="18"/>
                 <w:szCs w:val="18"/>
               </w:rPr>
@@ -1592,19 +1995,27 @@
       <w:pPr>
         <w:pStyle w:val="Heading2"/>
         <w:spacing w:before="250" w:after="120"/>
+        <w:rPr>
+          <w:rFonts w:asciiTheme="majorBidi" w:hAnsiTheme="majorBidi" w:cstheme="majorBidi"/>
+        </w:rPr>
       </w:pPr>
       <w:r>
+        <w:rPr>
+          <w:rFonts w:asciiTheme="majorBidi" w:hAnsiTheme="majorBidi" w:cstheme="majorBidi"/>
+        </w:rPr>
         <w:t>Part 4 — Final Report Table</w:t>
       </w:r>
     </w:p>
     <w:p>
       <w:pPr>
         <w:spacing w:after="150"/>
+        <w:rPr>
+          <w:rFonts w:asciiTheme="majorBidi" w:hAnsiTheme="majorBidi" w:cstheme="majorBidi"/>
+        </w:rPr>
       </w:pPr>
       <w:r>
         <w:rPr>
-          <w:i/>
-          <w:iCs/>
+          <w:rFonts w:asciiTheme="majorBidi" w:hAnsiTheme="majorBidi" w:cstheme="majorBidi"/>
         </w:rPr>
         <w:t>Package the results the way the quarterly report expects them.</w:t>
       </w:r>
@@ -1633,12 +2044,6 @@
         <w:gridCol w:w="2200"/>
       </w:tblGrid>
       <w:tr>
-        <w:tblPrEx>
-          <w:tblCellMar>
-            <w:top w:w="0" w:type="dxa"/>
-            <w:bottom w:w="0" w:type="dxa"/>
-          </w:tblCellMar>
-        </w:tblPrEx>
         <w:trPr>
           <w:tblHeader/>
         </w:trPr>
@@ -1648,8 +2053,14 @@
             <w:shd w:val="clear" w:color="auto" w:fill="2F3B52"/>
           </w:tcPr>
           <w:p>
-            <w:r>
-              <w:rPr>
+            <w:pPr>
+              <w:rPr>
+                <w:rFonts w:asciiTheme="majorBidi" w:hAnsiTheme="majorBidi" w:cstheme="majorBidi"/>
+              </w:rPr>
+            </w:pPr>
+            <w:r>
+              <w:rPr>
+                <w:rFonts w:asciiTheme="majorBidi" w:hAnsiTheme="majorBidi" w:cstheme="majorBidi"/>
                 <w:b/>
                 <w:bCs/>
                 <w:color w:val="FFFFFF"/>
@@ -1666,8 +2077,14 @@
             <w:shd w:val="clear" w:color="auto" w:fill="2F3B52"/>
           </w:tcPr>
           <w:p>
-            <w:r>
-              <w:rPr>
+            <w:pPr>
+              <w:rPr>
+                <w:rFonts w:asciiTheme="majorBidi" w:hAnsiTheme="majorBidi" w:cstheme="majorBidi"/>
+              </w:rPr>
+            </w:pPr>
+            <w:r>
+              <w:rPr>
+                <w:rFonts w:asciiTheme="majorBidi" w:hAnsiTheme="majorBidi" w:cstheme="majorBidi"/>
                 <w:b/>
                 <w:bCs/>
                 <w:color w:val="FFFFFF"/>
@@ -1684,8 +2101,14 @@
             <w:shd w:val="clear" w:color="auto" w:fill="2F3B52"/>
           </w:tcPr>
           <w:p>
-            <w:r>
-              <w:rPr>
+            <w:pPr>
+              <w:rPr>
+                <w:rFonts w:asciiTheme="majorBidi" w:hAnsiTheme="majorBidi" w:cstheme="majorBidi"/>
+              </w:rPr>
+            </w:pPr>
+            <w:r>
+              <w:rPr>
+                <w:rFonts w:asciiTheme="majorBidi" w:hAnsiTheme="majorBidi" w:cstheme="majorBidi"/>
                 <w:b/>
                 <w:bCs/>
                 <w:color w:val="FFFFFF"/>
@@ -1702,8 +2125,14 @@
             <w:shd w:val="clear" w:color="auto" w:fill="2F3B52"/>
           </w:tcPr>
           <w:p>
-            <w:r>
-              <w:rPr>
+            <w:pPr>
+              <w:rPr>
+                <w:rFonts w:asciiTheme="majorBidi" w:hAnsiTheme="majorBidi" w:cstheme="majorBidi"/>
+              </w:rPr>
+            </w:pPr>
+            <w:r>
+              <w:rPr>
+                <w:rFonts w:asciiTheme="majorBidi" w:hAnsiTheme="majorBidi" w:cstheme="majorBidi"/>
                 <w:b/>
                 <w:bCs/>
                 <w:color w:val="FFFFFF"/>
@@ -1716,19 +2145,19 @@
         </w:tc>
       </w:tr>
       <w:tr>
-        <w:tblPrEx>
-          <w:tblCellMar>
-            <w:top w:w="0" w:type="dxa"/>
-            <w:bottom w:w="0" w:type="dxa"/>
-          </w:tblCellMar>
-        </w:tblPrEx>
         <w:tc>
           <w:tcPr>
             <w:tcW w:w="700" w:type="dxa"/>
           </w:tcPr>
           <w:p>
-            <w:r>
-              <w:rPr>
+            <w:pPr>
+              <w:rPr>
+                <w:rFonts w:asciiTheme="majorBidi" w:hAnsiTheme="majorBidi" w:cstheme="majorBidi"/>
+              </w:rPr>
+            </w:pPr>
+            <w:r>
+              <w:rPr>
+                <w:rFonts w:asciiTheme="majorBidi" w:hAnsiTheme="majorBidi" w:cstheme="majorBidi"/>
                 <w:sz w:val="18"/>
                 <w:szCs w:val="18"/>
               </w:rPr>
@@ -1741,8 +2170,14 @@
             <w:tcW w:w="2600" w:type="dxa"/>
           </w:tcPr>
           <w:p>
-            <w:r>
-              <w:rPr>
+            <w:pPr>
+              <w:rPr>
+                <w:rFonts w:asciiTheme="majorBidi" w:hAnsiTheme="majorBidi" w:cstheme="majorBidi"/>
+              </w:rPr>
+            </w:pPr>
+            <w:r>
+              <w:rPr>
+                <w:rFonts w:asciiTheme="majorBidi" w:hAnsiTheme="majorBidi" w:cstheme="majorBidi"/>
                 <w:sz w:val="18"/>
                 <w:szCs w:val="18"/>
               </w:rPr>
@@ -1755,8 +2190,14 @@
             <w:tcW w:w="5200" w:type="dxa"/>
           </w:tcPr>
           <w:p>
-            <w:r>
-              <w:rPr>
+            <w:pPr>
+              <w:rPr>
+                <w:rFonts w:asciiTheme="majorBidi" w:hAnsiTheme="majorBidi" w:cstheme="majorBidi"/>
+              </w:rPr>
+            </w:pPr>
+            <w:r>
+              <w:rPr>
+                <w:rFonts w:asciiTheme="majorBidi" w:hAnsiTheme="majorBidi" w:cstheme="majorBidi"/>
                 <w:sz w:val="18"/>
                 <w:szCs w:val="18"/>
               </w:rPr>
@@ -1769,10 +2210,14 @@
             <w:tcW w:w="2200" w:type="dxa"/>
           </w:tcPr>
           <w:p>
-            <w:r>
-              <w:rPr>
-                <w:i/>
-                <w:iCs/>
+            <w:pPr>
+              <w:rPr>
+                <w:rFonts w:asciiTheme="majorBidi" w:hAnsiTheme="majorBidi" w:cstheme="majorBidi"/>
+              </w:rPr>
+            </w:pPr>
+            <w:r>
+              <w:rPr>
+                <w:rFonts w:asciiTheme="majorBidi" w:hAnsiTheme="majorBidi" w:cstheme="majorBidi"/>
                 <w:sz w:val="18"/>
                 <w:szCs w:val="18"/>
               </w:rPr>
@@ -1782,19 +2227,19 @@
         </w:tc>
       </w:tr>
       <w:tr>
-        <w:tblPrEx>
-          <w:tblCellMar>
-            <w:top w:w="0" w:type="dxa"/>
-            <w:bottom w:w="0" w:type="dxa"/>
-          </w:tblCellMar>
-        </w:tblPrEx>
         <w:tc>
           <w:tcPr>
             <w:tcW w:w="700" w:type="dxa"/>
           </w:tcPr>
           <w:p>
-            <w:r>
-              <w:rPr>
+            <w:pPr>
+              <w:rPr>
+                <w:rFonts w:asciiTheme="majorBidi" w:hAnsiTheme="majorBidi" w:cstheme="majorBidi"/>
+              </w:rPr>
+            </w:pPr>
+            <w:r>
+              <w:rPr>
+                <w:rFonts w:asciiTheme="majorBidi" w:hAnsiTheme="majorBidi" w:cstheme="majorBidi"/>
                 <w:sz w:val="18"/>
                 <w:szCs w:val="18"/>
               </w:rPr>
@@ -1807,8 +2252,14 @@
             <w:tcW w:w="2600" w:type="dxa"/>
           </w:tcPr>
           <w:p>
-            <w:r>
-              <w:rPr>
+            <w:pPr>
+              <w:rPr>
+                <w:rFonts w:asciiTheme="majorBidi" w:hAnsiTheme="majorBidi" w:cstheme="majorBidi"/>
+              </w:rPr>
+            </w:pPr>
+            <w:r>
+              <w:rPr>
+                <w:rFonts w:asciiTheme="majorBidi" w:hAnsiTheme="majorBidi" w:cstheme="majorBidi"/>
                 <w:sz w:val="18"/>
                 <w:szCs w:val="18"/>
               </w:rPr>
@@ -1821,8 +2272,14 @@
             <w:tcW w:w="5200" w:type="dxa"/>
           </w:tcPr>
           <w:p>
-            <w:r>
-              <w:rPr>
+            <w:pPr>
+              <w:rPr>
+                <w:rFonts w:asciiTheme="majorBidi" w:hAnsiTheme="majorBidi" w:cstheme="majorBidi"/>
+              </w:rPr>
+            </w:pPr>
+            <w:r>
+              <w:rPr>
+                <w:rFonts w:asciiTheme="majorBidi" w:hAnsiTheme="majorBidi" w:cstheme="majorBidi"/>
                 <w:sz w:val="18"/>
                 <w:szCs w:val="18"/>
               </w:rPr>
@@ -1835,10 +2292,14 @@
             <w:tcW w:w="2200" w:type="dxa"/>
           </w:tcPr>
           <w:p>
-            <w:r>
-              <w:rPr>
-                <w:i/>
-                <w:iCs/>
+            <w:pPr>
+              <w:rPr>
+                <w:rFonts w:asciiTheme="majorBidi" w:hAnsiTheme="majorBidi" w:cstheme="majorBidi"/>
+              </w:rPr>
+            </w:pPr>
+            <w:r>
+              <w:rPr>
+                <w:rFonts w:asciiTheme="majorBidi" w:hAnsiTheme="majorBidi" w:cstheme="majorBidi"/>
                 <w:sz w:val="18"/>
                 <w:szCs w:val="18"/>
               </w:rPr>
@@ -1848,19 +2309,19 @@
         </w:tc>
       </w:tr>
       <w:tr>
-        <w:tblPrEx>
-          <w:tblCellMar>
-            <w:top w:w="0" w:type="dxa"/>
-            <w:bottom w:w="0" w:type="dxa"/>
-          </w:tblCellMar>
-        </w:tblPrEx>
         <w:tc>
           <w:tcPr>
             <w:tcW w:w="700" w:type="dxa"/>
           </w:tcPr>
           <w:p>
-            <w:r>
-              <w:rPr>
+            <w:pPr>
+              <w:rPr>
+                <w:rFonts w:asciiTheme="majorBidi" w:hAnsiTheme="majorBidi" w:cstheme="majorBidi"/>
+              </w:rPr>
+            </w:pPr>
+            <w:r>
+              <w:rPr>
+                <w:rFonts w:asciiTheme="majorBidi" w:hAnsiTheme="majorBidi" w:cstheme="majorBidi"/>
                 <w:sz w:val="18"/>
                 <w:szCs w:val="18"/>
               </w:rPr>
@@ -1873,8 +2334,14 @@
             <w:tcW w:w="2600" w:type="dxa"/>
           </w:tcPr>
           <w:p>
-            <w:r>
-              <w:rPr>
+            <w:pPr>
+              <w:rPr>
+                <w:rFonts w:asciiTheme="majorBidi" w:hAnsiTheme="majorBidi" w:cstheme="majorBidi"/>
+              </w:rPr>
+            </w:pPr>
+            <w:r>
+              <w:rPr>
+                <w:rFonts w:asciiTheme="majorBidi" w:hAnsiTheme="majorBidi" w:cstheme="majorBidi"/>
                 <w:sz w:val="18"/>
                 <w:szCs w:val="18"/>
               </w:rPr>
@@ -1887,8 +2354,14 @@
             <w:tcW w:w="5200" w:type="dxa"/>
           </w:tcPr>
           <w:p>
-            <w:r>
-              <w:rPr>
+            <w:pPr>
+              <w:rPr>
+                <w:rFonts w:asciiTheme="majorBidi" w:hAnsiTheme="majorBidi" w:cstheme="majorBidi"/>
+              </w:rPr>
+            </w:pPr>
+            <w:r>
+              <w:rPr>
+                <w:rFonts w:asciiTheme="majorBidi" w:hAnsiTheme="majorBidi" w:cstheme="majorBidi"/>
                 <w:sz w:val="18"/>
                 <w:szCs w:val="18"/>
               </w:rPr>
@@ -1901,10 +2374,14 @@
             <w:tcW w:w="2200" w:type="dxa"/>
           </w:tcPr>
           <w:p>
-            <w:r>
-              <w:rPr>
-                <w:i/>
-                <w:iCs/>
+            <w:pPr>
+              <w:rPr>
+                <w:rFonts w:asciiTheme="majorBidi" w:hAnsiTheme="majorBidi" w:cstheme="majorBidi"/>
+              </w:rPr>
+            </w:pPr>
+            <w:r>
+              <w:rPr>
+                <w:rFonts w:asciiTheme="majorBidi" w:hAnsiTheme="majorBidi" w:cstheme="majorBidi"/>
                 <w:sz w:val="18"/>
                 <w:szCs w:val="18"/>
               </w:rPr>
@@ -1918,8 +2395,14 @@
       <w:pPr>
         <w:pStyle w:val="Heading2"/>
         <w:spacing w:before="250" w:after="120"/>
+        <w:rPr>
+          <w:rFonts w:asciiTheme="majorBidi" w:hAnsiTheme="majorBidi" w:cstheme="majorBidi"/>
+        </w:rPr>
       </w:pPr>
       <w:r>
+        <w:rPr>
+          <w:rFonts w:asciiTheme="majorBidi" w:hAnsiTheme="majorBidi" w:cstheme="majorBidi"/>
+        </w:rPr>
         <w:t>Deliverables</w:t>
       </w:r>
     </w:p>
@@ -1931,8 +2414,14 @@
           <w:numId w:val="1"/>
         </w:numPr>
         <w:spacing w:after="80"/>
+        <w:rPr>
+          <w:rFonts w:asciiTheme="majorBidi" w:hAnsiTheme="majorBidi" w:cstheme="majorBidi"/>
+        </w:rPr>
       </w:pPr>
       <w:r>
+        <w:rPr>
+          <w:rFonts w:asciiTheme="majorBidi" w:hAnsiTheme="majorBidi" w:cstheme="majorBidi"/>
+        </w:rPr>
         <w:t>A single notebook (.ipynb) with each task in its own cell, labeled by task number.</w:t>
       </w:r>
     </w:p>
@@ -1944,8 +2433,14 @@
           <w:numId w:val="1"/>
         </w:numPr>
         <w:spacing w:after="80"/>
+        <w:rPr>
+          <w:rFonts w:asciiTheme="majorBidi" w:hAnsiTheme="majorBidi" w:cstheme="majorBidi"/>
+        </w:rPr>
       </w:pPr>
       <w:r>
+        <w:rPr>
+          <w:rFonts w:asciiTheme="majorBidi" w:hAnsiTheme="majorBidi" w:cstheme="majorBidi"/>
+        </w:rPr>
         <w:t>listings_clean.csv and listings_summary.csv exported to the working directory.</w:t>
       </w:r>
     </w:p>
@@ -1957,21 +2452,29 @@
           <w:numId w:val="1"/>
         </w:numPr>
         <w:spacing w:after="80"/>
+        <w:rPr>
+          <w:rFonts w:asciiTheme="majorBidi" w:hAnsiTheme="majorBidi" w:cstheme="majorBidi"/>
+        </w:rPr>
       </w:pPr>
       <w:r>
+        <w:rPr>
+          <w:rFonts w:asciiTheme="majorBidi" w:hAnsiTheme="majorBidi" w:cstheme="majorBidi"/>
+        </w:rPr>
         <w:t>A short markdown cell at the end noting anything unexpected found in the data — especially around the license column and any columns you had to drop entirely.</w:t>
       </w:r>
     </w:p>
     <w:p>
       <w:pPr>
         <w:spacing w:before="200"/>
+        <w:rPr>
+          <w:rFonts w:asciiTheme="majorBidi" w:hAnsiTheme="majorBidi" w:cstheme="majorBidi"/>
+        </w:rPr>
       </w:pPr>
       <w:r>
         <w:rPr>
+          <w:rFonts w:asciiTheme="majorBidi" w:hAnsiTheme="majorBidi" w:cstheme="majorBidi"/>
           <w:b/>
           <w:bCs/>
-          <w:i/>
-          <w:iCs/>
         </w:rPr>
         <w:t>Take your time on Part 1 — every later task depends on the cleaning being done correctly.</w:t>
       </w:r>
